--- a/podcasts/fiche-cabinet-famille.docx
+++ b/podcasts/fiche-cabinet-famille.docx
@@ -112,6 +112,22 @@
       </w:pPr>
       <w:r>
         <w:t xml:space="preserve">Si le sujet de l'article touche aux violences conjugales ou intrafamiliales, les hôtes rappellent au passage les numéros d'urgence : le 3919 pour l'écoute et l'orientation des victimes, le 17 ou le 15 en cas de danger immédiat.</w:t>
+      </w:r>
+    </w:p>
+    <w:p>
+      <w:pPr>
+        <w:pStyle w:val="Heading1"/>
+      </w:pPr>
+      <w:r>
+        <w:t xml:space="preserve">Les deux voix de l'émission</w:t>
+      </w:r>
+    </w:p>
+    <w:p>
+      <w:pPr>
+        <w:pStyle w:val="Normal"/>
+      </w:pPr>
+      <w:r>
+        <w:t xml:space="preserve">Le débat est animé par deux voix récurrentes, les mêmes dans tous les épisodes : Élise, la juriste pédagogue, qui explique le droit ; et Thomas, le journaliste curieux, qui pose les questions que se pose l'auditeur. Ils s'appellent par leur prénom au fil de la discussion.</w:t>
       </w:r>
     </w:p>
     <w:p>

--- a/podcasts/fiche-cabinet-famille.docx
+++ b/podcasts/fiche-cabinet-famille.docx
@@ -127,7 +127,7 @@
         <w:pStyle w:val="Normal"/>
       </w:pPr>
       <w:r>
-        <w:t xml:space="preserve">Le débat est animé par deux voix récurrentes, les mêmes dans tous les épisodes : Élise, la juriste pédagogue, qui explique le droit ; et Thomas, le journaliste curieux, qui pose les questions que se pose l'auditeur. Ils s'appellent par leur prénom au fil de la discussion.</w:t>
+        <w:t xml:space="preserve">Le débat est animé par deux voix récurrentes, les mêmes dans tous les épisodes : Nathalie, la juriste pédagogue, qui explique le droit ; et Nicolas, le journaliste curieux, qui pose les questions que se pose l'auditeur. Ils s'appellent par leur prénom au fil de la discussion.</w:t>
       </w:r>
     </w:p>
     <w:p>

--- a/podcasts/fiche-cabinet-famille.docx
+++ b/podcasts/fiche-cabinet-famille.docx
@@ -127,7 +127,7 @@
         <w:pStyle w:val="Normal"/>
       </w:pPr>
       <w:r>
-        <w:t xml:space="preserve">Le débat est animé par deux voix récurrentes, les mêmes dans tous les épisodes : Nathalie, la juriste pédagogue, qui explique le droit ; et Nicolas, le journaliste curieux, qui pose les questions que se pose l'auditeur. Ils s'appellent par leur prénom au fil de la discussion.</w:t>
+        <w:t xml:space="preserve">Le débat est animé par deux personnes, les mêmes dans tous les épisodes : Nathalie, une femme, juriste pédagogue, qui explique le droit ; et Nicolas, un homme, journaliste curieux, qui pose les questions que se pose l'auditeur. Nathalie parle avec une voix féminine, Nicolas avec une voix masculine, et ils s'appellent par leur prénom au fil de la discussion.</w:t>
       </w:r>
     </w:p>
     <w:p>

--- a/podcasts/fiche-cabinet-famille.docx
+++ b/podcasts/fiche-cabinet-famille.docx
@@ -23,7 +23,7 @@
         <w:pStyle w:val="Normal"/>
       </w:pPr>
       <w:r>
-        <w:t xml:space="preserve">Ce document accompagne l'article commenté dans cet épisode. Il ne contient aucune analyse juridique : il sert uniquement à présenter l'auteure de l'article et le cabinet, et il fournit la conclusion à prononcer à la fin de l'émission. Toute l'analyse du sujet doit venir de l'article lui-même.</w:t>
+        <w:t xml:space="preserve">Ce document accompagne l'article commenté dans cet épisode. Il ne contient aucune analyse juridique : il sert uniquement à présenter l'auteure de l'article et le cabinet, et il indique comment terminer l'émission. Toute l'analyse du sujet doit venir de l'article lui-même.</w:t>
       </w:r>
     </w:p>
     <w:p>
@@ -92,14 +92,6 @@
     </w:p>
     <w:p>
       <w:pPr>
-        <w:pStyle w:val="Normal"/>
-      </w:pPr>
-      <w:r>
-        <w:t xml:space="preserve">Le cabinet peut être joint au 04 90 54 58 10, et son site est lexvox-divorce.com.</w:t>
-      </w:r>
-    </w:p>
-    <w:p>
-      <w:pPr>
         <w:pStyle w:val="Heading1"/>
       </w:pPr>
       <w:r>
@@ -135,7 +127,7 @@
         <w:pStyle w:val="Heading1"/>
       </w:pPr>
       <w:r>
-        <w:t xml:space="preserve">Conclusion à prononcer à la fin de l'émission</w:t>
+        <w:t xml:space="preserve">Comment terminer l'émission</w:t>
       </w:r>
     </w:p>
     <w:p>
@@ -143,16 +135,7 @@
         <w:pStyle w:val="Normal"/>
       </w:pPr>
       <w:r>
-        <w:t xml:space="preserve">Les hôtes consacrent les trente dernières secondes de l'émission à cette conclusion, dont ils reprennent fidèlement le contenu :</w:t>
-      </w:r>
-    </w:p>
-    <w:p>
-      <w:pPr>
-        <w:pStyle w:val="Quote"/>
-        <w:ind w:left="454"/>
-      </w:pPr>
-      <w:r>
-        <w:t xml:space="preserve">Un divorce ou une séparation se prépare : ne prenez pas seul les décisions qui engageront vos années à venir. Maître Cédrine Raybaud, avocate spécialiste en droit de la famille certifiée par le Conseil National des Barreaux, vous reçoit dans les bureaux du cabinet LEXVOX à Aix-en-Provence, Salon-de-Provence, Arles et Marignane, ou à distance. La première consultation dure trente minutes, à un tarif fixe annoncé lors de la prise de rendez-vous ; les honoraires sont ensuite fixés par une convention signée à l'avance. Prenez rendez-vous sur lexvox-divorce.com, ou appelez le 04 90 54 58 10.</w:t>
+        <w:t xml:space="preserve">Les hôtes concluent la discussion sur le fond, en une ou deux phrases, puis s'arrêtent. Ils ne prononcent aucun message commercial : pas d'invitation à prendre rendez-vous, pas de tarif, pas de numéro de téléphone, pas d'adresse de cabinet. L'avocat reprend lui-même la parole juste après la fin du débat, avec sa propre voix, pour s'adresser aux auditeurs.</w:t>
       </w:r>
     </w:p>
     <w:sectPr>
